--- a/project/演示流程初版.docx
+++ b/project/演示流程初版.docx
@@ -3,278 +3,1009 @@
 <w:document xmlns:wpc="http://schemas.microsoft.com/office/word/2010/wordprocessingCanvas" xmlns:cx="http://schemas.microsoft.com/office/drawing/2014/chartex" xmlns:cx1="http://schemas.microsoft.com/office/drawing/2015/9/8/chartex" xmlns:cx2="http://schemas.microsoft.com/office/drawing/2015/10/21/chartex" xmlns:cx3="http://schemas.microsoft.com/office/drawing/2016/5/9/chartex" xmlns:cx4="http://schemas.microsoft.com/office/drawing/2016/5/10/chartex" xmlns:cx5="http://schemas.microsoft.com/office/drawing/2016/5/11/chartex" xmlns:cx6="http://schemas.microsoft.com/office/drawing/2016/5/12/chartex" xmlns:cx7="http://schemas.microsoft.com/office/drawing/2016/5/13/chartex" xmlns:cx8="http://schemas.microsoft.com/office/drawing/2016/5/14/chartex" xmlns:mc="http://schemas.openxmlformats.org/markup-compatibility/2006" xmlns:aink="http://schemas.microsoft.com/office/drawing/2016/ink" xmlns:am3d="http://schemas.microsoft.com/office/drawing/2017/model3d" xmlns:o="urn:schemas-microsoft-com:office:office" xmlns:oel="http://schemas.microsoft.com/office/2019/extlst" xmlns:r="http://schemas.openxmlformats.org/officeDocument/2006/relationships" xmlns:m="http://schemas.openxmlformats.org/officeDocument/2006/math" xmlns:v="urn:schemas-microsoft-com:vml" xmlns:wp14="http://schemas.microsoft.com/office/word/2010/wordprocessingDrawing" xmlns:wp="http://schemas.openxmlformats.org/drawingml/2006/wordprocessingDrawing" xmlns:w10="urn:schemas-microsoft-com:office:word" xmlns:w="http://schemas.openxmlformats.org/wordprocessingml/2006/main" xmlns:w14="http://schemas.microsoft.com/office/word/2010/wordml" xmlns:w15="http://schemas.microsoft.com/office/word/2012/wordml" xmlns:w16cex="http://schemas.microsoft.com/office/word/2018/wordml/cex" xmlns:w16cid="http://schemas.microsoft.com/office/word/2016/wordml/cid" xmlns:w16="http://schemas.microsoft.com/office/word/2018/wordml" xmlns:w16du="http://schemas.microsoft.com/office/word/2023/wordml/word16du" xmlns:w16sdtdh="http://schemas.microsoft.com/office/word/2020/wordml/sdtdatahash" xmlns:w16sdtfl="http://schemas.microsoft.com/office/word/2024/wordml/sdtformatlock" xmlns:w16se="http://schemas.microsoft.com/office/word/2015/wordml/symex" xmlns:wpg="http://schemas.microsoft.com/office/word/2010/wordprocessingGroup" xmlns:wpi="http://schemas.microsoft.com/office/word/2010/wordprocessingInk" xmlns:wne="http://schemas.microsoft.com/office/word/2006/wordml" xmlns:wps="http://schemas.microsoft.com/office/word/2010/wordprocessingShape" mc:Ignorable="w14 w15 w16se w16cid w16 w16cex w16sdtdh w16sdtfl w16du wp14">
   <w:body>
     <w:p>
-      <w:r>
-        <w:rPr>
-          <w:rFonts w:hint="eastAsia"/>
-          <w:b/>
-          <w:bCs/>
-        </w:rPr>
-        <w:t>1.</w:t>
-      </w:r>
-      <w:r>
-        <w:rPr>
-          <w:b/>
-          <w:bCs/>
-        </w:rPr>
-        <w:t>正常流程</w:t>
-      </w:r>
-      <w:r>
-        <w:t>：左边屏幕放骑手端，右边</w:t>
+      <w:pPr>
+        <w:rPr>
+          <w:b/>
+          <w:bCs/>
+        </w:rPr>
+      </w:pPr>
+      <w:r>
+        <w:rPr>
+          <w:b/>
+          <w:bCs/>
+        </w:rPr>
+        <w:t>准备工作</w:t>
+      </w:r>
+    </w:p>
+    <w:p>
+      <w:pPr>
+        <w:numPr>
+          <w:ilvl w:val="0"/>
+          <w:numId w:val="3"/>
+        </w:numPr>
+        <w:rPr>
+          <w:b/>
+          <w:bCs/>
+        </w:rPr>
+      </w:pPr>
+      <w:r>
+        <w:rPr>
+          <w:b/>
+          <w:bCs/>
+        </w:rPr>
+        <w:t>启动后端：运行 python app.py。</w:t>
+      </w:r>
+    </w:p>
+    <w:p>
+      <w:pPr>
+        <w:numPr>
+          <w:ilvl w:val="0"/>
+          <w:numId w:val="3"/>
+        </w:numPr>
+        <w:rPr>
+          <w:b/>
+          <w:bCs/>
+        </w:rPr>
+      </w:pPr>
+      <w:r>
+        <w:rPr>
+          <w:b/>
+          <w:bCs/>
+        </w:rPr>
+        <w:t>准备数据库工具：打开 DB Browser for SQLite，并加载项目中的 .</w:t>
+      </w:r>
+      <w:proofErr w:type="spellStart"/>
+      <w:r>
+        <w:rPr>
+          <w:b/>
+          <w:bCs/>
+        </w:rPr>
+        <w:t>db</w:t>
+      </w:r>
+      <w:proofErr w:type="spellEnd"/>
+      <w:r>
+        <w:rPr>
+          <w:b/>
+          <w:bCs/>
+        </w:rPr>
+        <w:t xml:space="preserve"> 数据库文件。</w:t>
+      </w:r>
+    </w:p>
+    <w:p>
+      <w:pPr>
+        <w:numPr>
+          <w:ilvl w:val="0"/>
+          <w:numId w:val="3"/>
+        </w:numPr>
+        <w:rPr>
+          <w:b/>
+          <w:bCs/>
+        </w:rPr>
+      </w:pPr>
+      <w:r>
+        <w:rPr>
+          <w:b/>
+          <w:bCs/>
+        </w:rPr>
+        <w:t>准备前端：在浏览器中打开三个标签页：user.html（用户）、rider.html（骑手）、admin.html（管理员）。</w:t>
+      </w:r>
+    </w:p>
+    <w:p>
+      <w:pPr>
+        <w:rPr>
+          <w:b/>
+          <w:bCs/>
+        </w:rPr>
+      </w:pPr>
+      <w:r>
+        <w:rPr>
+          <w:b/>
+          <w:bCs/>
+        </w:rPr>
+        <w:pict w14:anchorId="7C9A5CBC">
+          <v:rect id="_x0000_i1049" style="width:0;height:1.5pt" o:hralign="center" o:hrstd="t" o:hr="t" fillcolor="#a0a0a0" stroked="f"/>
+        </w:pict>
+      </w:r>
+    </w:p>
+    <w:p>
+      <w:pPr>
+        <w:rPr>
+          <w:b/>
+          <w:bCs/>
+        </w:rPr>
+      </w:pPr>
+      <w:r>
+        <w:rPr>
+          <w:b/>
+          <w:bCs/>
+        </w:rPr>
+        <w:t>第一阶段：正常匿名通信（验证匿名性与实时性）</w:t>
+      </w:r>
+    </w:p>
+    <w:p>
+      <w:pPr>
+        <w:numPr>
+          <w:ilvl w:val="0"/>
+          <w:numId w:val="4"/>
+        </w:numPr>
+        <w:rPr>
+          <w:b/>
+          <w:bCs/>
+        </w:rPr>
+      </w:pPr>
+      <w:r>
+        <w:rPr>
+          <w:b/>
+          <w:bCs/>
+        </w:rPr>
+        <w:t>用户注册与下单：</w:t>
+      </w:r>
+    </w:p>
+    <w:p>
+      <w:pPr>
+        <w:numPr>
+          <w:ilvl w:val="1"/>
+          <w:numId w:val="4"/>
+        </w:numPr>
+        <w:rPr>
+          <w:b/>
+          <w:bCs/>
+        </w:rPr>
+      </w:pPr>
+      <w:r>
+        <w:rPr>
+          <w:b/>
+          <w:bCs/>
+        </w:rPr>
+        <w:t>在 user.html 注册一个用户（如：张三）。</w:t>
+      </w:r>
+    </w:p>
+    <w:p>
+      <w:pPr>
+        <w:numPr>
+          <w:ilvl w:val="1"/>
+          <w:numId w:val="4"/>
+        </w:numPr>
+        <w:rPr>
+          <w:b/>
+          <w:bCs/>
+        </w:rPr>
+      </w:pPr>
+      <w:r>
+        <w:rPr>
+          <w:b/>
+          <w:bCs/>
+        </w:rPr>
+        <w:t>点击“创建订单”，记录下生成的 订单号（如：order_123）。</w:t>
+      </w:r>
+    </w:p>
+    <w:p>
+      <w:pPr>
+        <w:numPr>
+          <w:ilvl w:val="1"/>
+          <w:numId w:val="4"/>
+        </w:numPr>
+        <w:rPr>
+          <w:b/>
+          <w:bCs/>
+        </w:rPr>
+      </w:pPr>
+      <w:r>
+        <w:rPr>
+          <w:b/>
+          <w:bCs/>
+        </w:rPr>
+        <w:t>讲解点：强调此时系统为张三分配了匿名 PID，在后续通信中，骑手和服务器日志里都不会出现“张三”这个名字。</w:t>
+      </w:r>
+    </w:p>
+    <w:p>
+      <w:pPr>
+        <w:numPr>
+          <w:ilvl w:val="0"/>
+          <w:numId w:val="4"/>
+        </w:numPr>
+        <w:rPr>
+          <w:b/>
+          <w:bCs/>
+        </w:rPr>
+      </w:pPr>
+      <w:r>
+        <w:rPr>
+          <w:b/>
+          <w:bCs/>
+        </w:rPr>
+        <w:t>骑手接单与入房：</w:t>
+      </w:r>
+    </w:p>
+    <w:p>
+      <w:pPr>
+        <w:numPr>
+          <w:ilvl w:val="1"/>
+          <w:numId w:val="4"/>
+        </w:numPr>
+        <w:rPr>
+          <w:b/>
+          <w:bCs/>
+        </w:rPr>
+      </w:pPr>
+      <w:r>
+        <w:rPr>
+          <w:b/>
+          <w:bCs/>
+        </w:rPr>
+        <w:t>在 rider.html 输入对应的订单号，点击“模拟接单”并“进入聊天室”。</w:t>
+      </w:r>
+    </w:p>
+    <w:p>
+      <w:pPr>
+        <w:numPr>
+          <w:ilvl w:val="0"/>
+          <w:numId w:val="4"/>
+        </w:numPr>
+        <w:rPr>
+          <w:b/>
+          <w:bCs/>
+        </w:rPr>
+      </w:pPr>
+      <w:r>
+        <w:rPr>
+          <w:b/>
+          <w:bCs/>
+        </w:rPr>
+        <w:t>双端对话：</w:t>
+      </w:r>
+    </w:p>
+    <w:p>
+      <w:pPr>
+        <w:numPr>
+          <w:ilvl w:val="1"/>
+          <w:numId w:val="4"/>
+        </w:numPr>
+        <w:rPr>
+          <w:b/>
+          <w:bCs/>
+        </w:rPr>
+      </w:pPr>
+      <w:r>
+        <w:rPr>
+          <w:b/>
+          <w:bCs/>
+        </w:rPr>
+        <w:t>用户发：“你好，外卖放门口就行。”</w:t>
+      </w:r>
+    </w:p>
+    <w:p>
+      <w:pPr>
+        <w:numPr>
+          <w:ilvl w:val="1"/>
+          <w:numId w:val="4"/>
+        </w:numPr>
+        <w:rPr>
+          <w:b/>
+          <w:bCs/>
+        </w:rPr>
+      </w:pPr>
+      <w:r>
+        <w:rPr>
+          <w:b/>
+          <w:bCs/>
+        </w:rPr>
+        <w:t>骑手发：“好的，没问题。”</w:t>
+      </w:r>
+    </w:p>
+    <w:p>
+      <w:pPr>
+        <w:numPr>
+          <w:ilvl w:val="1"/>
+          <w:numId w:val="4"/>
+        </w:numPr>
+        <w:rPr>
+          <w:b/>
+          <w:bCs/>
+        </w:rPr>
+      </w:pPr>
+      <w:r>
+        <w:rPr>
+          <w:b/>
+          <w:bCs/>
+        </w:rPr>
+        <w:t>讲解点：展示消息是实时传输的，且每一条消息在存入数据库前，后端都自动计算了该消息的 SHA-256 哈希值。</w:t>
+      </w:r>
+    </w:p>
+    <w:p>
+      <w:pPr>
+        <w:rPr>
+          <w:b/>
+          <w:bCs/>
+        </w:rPr>
+      </w:pPr>
+      <w:r>
+        <w:rPr>
+          <w:b/>
+          <w:bCs/>
+        </w:rPr>
+        <w:pict w14:anchorId="48E485D8">
+          <v:rect id="_x0000_i1050" style="width:0;height:1.5pt" o:hralign="center" o:hrstd="t" o:hr="t" fillcolor="#a0a0a0" stroked="f"/>
+        </w:pict>
+      </w:r>
+    </w:p>
+    <w:p>
+      <w:pPr>
+        <w:rPr>
+          <w:b/>
+          <w:bCs/>
+        </w:rPr>
+      </w:pPr>
+      <w:r>
+        <w:rPr>
+          <w:b/>
+          <w:bCs/>
+        </w:rPr>
+        <w:t>第二阶段：数字封印（演示 Merkle Tree 存证）</w:t>
+      </w:r>
+    </w:p>
+    <w:p>
+      <w:pPr>
+        <w:numPr>
+          <w:ilvl w:val="0"/>
+          <w:numId w:val="5"/>
+        </w:numPr>
+        <w:rPr>
+          <w:b/>
+          <w:bCs/>
+        </w:rPr>
+      </w:pPr>
+      <w:r>
+        <w:rPr>
+          <w:b/>
+          <w:bCs/>
+        </w:rPr>
+        <w:t>管理员查询：</w:t>
+      </w:r>
+    </w:p>
+    <w:p>
+      <w:pPr>
+        <w:numPr>
+          <w:ilvl w:val="1"/>
+          <w:numId w:val="5"/>
+        </w:numPr>
+        <w:rPr>
+          <w:b/>
+          <w:bCs/>
+        </w:rPr>
+      </w:pPr>
+      <w:r>
+        <w:rPr>
+          <w:b/>
+          <w:bCs/>
+        </w:rPr>
+        <w:t>打开 admin.html，输入订单号，点击“查询日志”。</w:t>
+      </w:r>
+    </w:p>
+    <w:p>
+      <w:pPr>
+        <w:numPr>
+          <w:ilvl w:val="1"/>
+          <w:numId w:val="5"/>
+        </w:numPr>
+        <w:rPr>
+          <w:b/>
+          <w:bCs/>
+        </w:rPr>
+      </w:pPr>
+      <w:r>
+        <w:rPr>
+          <w:b/>
+          <w:bCs/>
+        </w:rPr>
+        <w:t>页面显示刚才的两条对话，以及它们各自对应的消息 Hash。</w:t>
+      </w:r>
+    </w:p>
+    <w:p>
+      <w:pPr>
+        <w:numPr>
+          <w:ilvl w:val="0"/>
+          <w:numId w:val="5"/>
+        </w:numPr>
+        <w:rPr>
+          <w:b/>
+          <w:bCs/>
+        </w:rPr>
+      </w:pPr>
+      <w:r>
+        <w:rPr>
+          <w:b/>
+          <w:bCs/>
+        </w:rPr>
+        <w:t>执行封存：</w:t>
+      </w:r>
+    </w:p>
+    <w:p>
+      <w:pPr>
+        <w:numPr>
+          <w:ilvl w:val="1"/>
+          <w:numId w:val="5"/>
+        </w:numPr>
+        <w:rPr>
+          <w:b/>
+          <w:bCs/>
+        </w:rPr>
+      </w:pPr>
+      <w:r>
+        <w:rPr>
+          <w:b/>
+          <w:bCs/>
+        </w:rPr>
+        <w:t>点击 “1. 封存日志 (生成 Root)”。</w:t>
+      </w:r>
+    </w:p>
+    <w:p>
+      <w:pPr>
+        <w:numPr>
+          <w:ilvl w:val="1"/>
+          <w:numId w:val="5"/>
+        </w:numPr>
+        <w:rPr>
+          <w:b/>
+          <w:bCs/>
+        </w:rPr>
+      </w:pPr>
+      <w:r>
+        <w:rPr>
+          <w:b/>
+          <w:bCs/>
+        </w:rPr>
+        <w:t>界面反馈：上方会弹出一个绿色的 Merkle Root（根哈希）。</w:t>
+      </w:r>
+    </w:p>
+    <w:p>
+      <w:pPr>
+        <w:numPr>
+          <w:ilvl w:val="1"/>
+          <w:numId w:val="5"/>
+        </w:numPr>
+        <w:rPr>
+          <w:b/>
+          <w:bCs/>
+        </w:rPr>
+      </w:pPr>
+      <w:r>
+        <w:rPr>
+          <w:b/>
+          <w:bCs/>
+        </w:rPr>
+        <w:lastRenderedPageBreak/>
+        <w:t>讲解点：告诉评委，“此时系统提取了该订单的所有原始消息哈希，构建了一棵 Merkle Tree。这个根哈希就像一个‘数字铅封’，一旦生成并记录在审计日志中，该订单的任何历史记录都无法被悄无声息地篡改。”</w:t>
+      </w:r>
+    </w:p>
+    <w:p>
+      <w:pPr>
+        <w:numPr>
+          <w:ilvl w:val="1"/>
+          <w:numId w:val="5"/>
+        </w:numPr>
+        <w:rPr>
+          <w:b/>
+          <w:bCs/>
+        </w:rPr>
+      </w:pPr>
+      <w:r>
+        <w:rPr>
+          <w:b/>
+          <w:bCs/>
+        </w:rPr>
+        <w:t>点击 “3. 查看历史审计记录”，向评委展示刚才生成的 Snapshot 已经永久记录在系统的审计链中。</w:t>
+      </w:r>
+    </w:p>
+    <w:p>
+      <w:pPr>
+        <w:rPr>
+          <w:b/>
+          <w:bCs/>
+        </w:rPr>
+      </w:pPr>
+      <w:r>
+        <w:rPr>
+          <w:b/>
+          <w:bCs/>
+        </w:rPr>
+        <w:pict w14:anchorId="01EF7887">
+          <v:rect id="_x0000_i1051" style="width:0;height:1.5pt" o:hralign="center" o:hrstd="t" o:hr="t" fillcolor="#a0a0a0" stroked="f"/>
+        </w:pict>
+      </w:r>
+    </w:p>
+    <w:p>
+      <w:pPr>
+        <w:rPr>
+          <w:b/>
+          <w:bCs/>
+        </w:rPr>
+      </w:pPr>
+      <w:r>
+        <w:rPr>
+          <w:b/>
+          <w:bCs/>
+        </w:rPr>
+        <w:t>第三阶段：内鬼篡改（演示不可篡改性验证）</w:t>
+      </w:r>
+    </w:p>
+    <w:p>
+      <w:pPr>
+        <w:numPr>
+          <w:ilvl w:val="0"/>
+          <w:numId w:val="6"/>
+        </w:numPr>
+        <w:rPr>
+          <w:b/>
+          <w:bCs/>
+        </w:rPr>
+      </w:pPr>
+      <w:r>
+        <w:rPr>
+          <w:b/>
+          <w:bCs/>
+        </w:rPr>
+        <w:t>后台“作案”：</w:t>
+      </w:r>
+    </w:p>
+    <w:p>
+      <w:pPr>
+        <w:numPr>
+          <w:ilvl w:val="1"/>
+          <w:numId w:val="6"/>
+        </w:numPr>
+        <w:rPr>
+          <w:b/>
+          <w:bCs/>
+        </w:rPr>
+      </w:pPr>
+      <w:r>
+        <w:rPr>
+          <w:b/>
+          <w:bCs/>
+        </w:rPr>
+        <w:t>切换到 DB Browser for SQLite。</w:t>
+      </w:r>
+    </w:p>
+    <w:p>
+      <w:pPr>
+        <w:numPr>
+          <w:ilvl w:val="1"/>
+          <w:numId w:val="6"/>
+        </w:numPr>
+        <w:rPr>
+          <w:b/>
+          <w:bCs/>
+        </w:rPr>
+      </w:pPr>
+      <w:r>
+        <w:rPr>
+          <w:b/>
+          <w:bCs/>
+        </w:rPr>
+        <w:t>在 messages 表中找到骑手发的那句“好的，没问题”，将其修改为：“我就不放，你自己下来拿！”</w:t>
+      </w:r>
+    </w:p>
+    <w:p>
+      <w:pPr>
+        <w:numPr>
+          <w:ilvl w:val="1"/>
+          <w:numId w:val="6"/>
+        </w:numPr>
+        <w:rPr>
+          <w:b/>
+          <w:bCs/>
+        </w:rPr>
+      </w:pPr>
+      <w:r>
+        <w:rPr>
+          <w:b/>
+          <w:bCs/>
+        </w:rPr>
+        <w:t>关键动作：点击 "Write Changes" 写入数据库。</w:t>
+      </w:r>
+    </w:p>
+    <w:p>
+      <w:pPr>
+        <w:numPr>
+          <w:ilvl w:val="0"/>
+          <w:numId w:val="6"/>
+        </w:numPr>
+        <w:rPr>
+          <w:b/>
+          <w:bCs/>
+        </w:rPr>
+      </w:pPr>
+      <w:r>
+        <w:rPr>
+          <w:b/>
+          <w:bCs/>
+        </w:rPr>
+        <w:t>公开校验：</w:t>
+      </w:r>
+    </w:p>
+    <w:p>
+      <w:pPr>
+        <w:numPr>
+          <w:ilvl w:val="1"/>
+          <w:numId w:val="6"/>
+        </w:numPr>
+        <w:rPr>
+          <w:b/>
+          <w:bCs/>
+        </w:rPr>
+      </w:pPr>
+      <w:r>
+        <w:rPr>
+          <w:b/>
+          <w:bCs/>
+        </w:rPr>
+        <w:t>回到 admin.html，点击 “2. 验证证据链完整性”。</w:t>
+      </w:r>
+    </w:p>
+    <w:p>
+      <w:pPr>
+        <w:numPr>
+          <w:ilvl w:val="1"/>
+          <w:numId w:val="6"/>
+        </w:numPr>
+        <w:rPr>
+          <w:b/>
+          <w:bCs/>
+        </w:rPr>
+      </w:pPr>
+      <w:r>
+        <w:rPr>
+          <w:b/>
+          <w:bCs/>
+        </w:rPr>
+        <w:t>界面反馈：系统弹出红色警告 —— “</w:t>
+      </w:r>
+      <w:r>
+        <w:rPr>
+          <w:rFonts w:ascii="Segoe UI Emoji" w:hAnsi="Segoe UI Emoji" w:cs="Segoe UI Emoji"/>
+          <w:b/>
+          <w:bCs/>
+        </w:rPr>
+        <w:t>❌</w:t>
+      </w:r>
+      <w:r>
+        <w:rPr>
+          <w:b/>
+          <w:bCs/>
+        </w:rPr>
+        <w:t xml:space="preserve"> 警告: 完整性验证失败，检测到日志篡改！”</w:t>
+      </w:r>
+    </w:p>
+    <w:p>
+      <w:pPr>
+        <w:numPr>
+          <w:ilvl w:val="1"/>
+          <w:numId w:val="6"/>
+        </w:numPr>
+        <w:rPr>
+          <w:b/>
+          <w:bCs/>
+        </w:rPr>
+      </w:pPr>
+      <w:r>
+        <w:rPr>
+          <w:b/>
+          <w:bCs/>
+        </w:rPr>
+        <w:t>讲解点：由于数据库里的文字变了，后端重新计算的 Merkle Root 与之前封存的记录不一致。这证明了即使是有数据库权限的“内鬼”，也无法伪造或修改通信记录。</w:t>
+      </w:r>
+    </w:p>
+    <w:p>
+      <w:pPr>
+        <w:rPr>
+          <w:b/>
+          <w:bCs/>
+        </w:rPr>
+      </w:pPr>
+      <w:r>
+        <w:rPr>
+          <w:b/>
+          <w:bCs/>
+        </w:rPr>
+        <w:pict w14:anchorId="5AEF8A57">
+          <v:rect id="_x0000_i1052" style="width:0;height:1.5pt" o:hralign="center" o:hrstd="t" o:hr="t" fillcolor="#a0a0a0" stroked="f"/>
+        </w:pict>
+      </w:r>
+    </w:p>
+    <w:p>
+      <w:pPr>
+        <w:rPr>
+          <w:b/>
+          <w:bCs/>
+        </w:rPr>
+      </w:pPr>
+      <w:r>
+        <w:rPr>
+          <w:b/>
+          <w:bCs/>
+        </w:rPr>
+        <w:t>第四阶段：条件溯源（演示隐私保护下的问责）</w:t>
+      </w:r>
+    </w:p>
+    <w:p>
+      <w:pPr>
+        <w:numPr>
+          <w:ilvl w:val="0"/>
+          <w:numId w:val="7"/>
+        </w:numPr>
+        <w:rPr>
+          <w:b/>
+          <w:bCs/>
+        </w:rPr>
+      </w:pPr>
+      <w:r>
+        <w:rPr>
+          <w:b/>
+          <w:bCs/>
+        </w:rPr>
+        <w:t>模拟纠纷：</w:t>
+      </w:r>
+    </w:p>
+    <w:p>
+      <w:pPr>
+        <w:numPr>
+          <w:ilvl w:val="1"/>
+          <w:numId w:val="7"/>
+        </w:numPr>
+        <w:rPr>
+          <w:b/>
+          <w:bCs/>
+        </w:rPr>
+      </w:pPr>
+      <w:r>
+        <w:rPr>
+          <w:b/>
+          <w:bCs/>
+        </w:rPr>
+        <w:t>用户在聊天中投诉骑手态度恶劣。</w:t>
+      </w:r>
+    </w:p>
+    <w:p>
+      <w:pPr>
+        <w:numPr>
+          <w:ilvl w:val="0"/>
+          <w:numId w:val="7"/>
+        </w:numPr>
+        <w:rPr>
+          <w:b/>
+          <w:bCs/>
+        </w:rPr>
+      </w:pPr>
+      <w:r>
+        <w:rPr>
+          <w:b/>
+          <w:bCs/>
+        </w:rPr>
+        <w:t>启动溯源：</w:t>
+      </w:r>
+    </w:p>
+    <w:p>
+      <w:pPr>
+        <w:numPr>
+          <w:ilvl w:val="1"/>
+          <w:numId w:val="7"/>
+        </w:numPr>
+        <w:rPr>
+          <w:b/>
+          <w:bCs/>
+        </w:rPr>
+      </w:pPr>
+      <w:r>
+        <w:rPr>
+          <w:b/>
+          <w:bCs/>
+        </w:rPr>
+        <w:t>在管理员页面的“条件溯源”框，输入违规关键词（如：“拿” 或 “不”）。</w:t>
+      </w:r>
+    </w:p>
+    <w:p>
+      <w:pPr>
+        <w:numPr>
+          <w:ilvl w:val="1"/>
+          <w:numId w:val="7"/>
+        </w:numPr>
+        <w:rPr>
+          <w:b/>
+          <w:bCs/>
+        </w:rPr>
+      </w:pPr>
+      <w:r>
+        <w:rPr>
+          <w:b/>
+          <w:bCs/>
+        </w:rPr>
+        <w:t>点击 “启动溯源程序”。</w:t>
+      </w:r>
+    </w:p>
+    <w:p>
+      <w:pPr>
+        <w:numPr>
+          <w:ilvl w:val="0"/>
+          <w:numId w:val="7"/>
+        </w:numPr>
+        <w:rPr>
+          <w:b/>
+          <w:bCs/>
+        </w:rPr>
+      </w:pPr>
+      <w:r>
+        <w:rPr>
+          <w:b/>
+          <w:bCs/>
+        </w:rPr>
+        <w:t>结果展示：</w:t>
+      </w:r>
+    </w:p>
+    <w:p>
+      <w:pPr>
+        <w:numPr>
+          <w:ilvl w:val="1"/>
+          <w:numId w:val="7"/>
+        </w:numPr>
+        <w:rPr>
+          <w:b/>
+          <w:bCs/>
+        </w:rPr>
+      </w:pPr>
+      <w:r>
+        <w:rPr>
+          <w:b/>
+          <w:bCs/>
+        </w:rPr>
+        <w:t>界面反馈：系统校验通过（假设你把数据改回去了，或者演示另一个没</w:t>
+      </w:r>
+      <w:r>
+        <w:rPr>
+          <w:b/>
+          <w:bCs/>
+        </w:rPr>
+        <w:lastRenderedPageBreak/>
+        <w:t xml:space="preserve">被改动的订单），红色高亮显示出：“检测命中！匿名PID: </w:t>
+      </w:r>
+      <w:proofErr w:type="spellStart"/>
+      <w:r>
+        <w:rPr>
+          <w:b/>
+          <w:bCs/>
+        </w:rPr>
+        <w:t>p_xxxx</w:t>
+      </w:r>
+      <w:proofErr w:type="spellEnd"/>
+      <w:r>
+        <w:rPr>
+          <w:b/>
+          <w:bCs/>
+        </w:rPr>
+        <w:t xml:space="preserve"> </w:t>
+      </w:r>
+      <w:r>
+        <w:rPr>
+          <w:rFonts w:ascii="Segoe UI Symbol" w:hAnsi="Segoe UI Symbol" w:cs="Segoe UI Symbol"/>
+          <w:b/>
+          <w:bCs/>
+        </w:rPr>
+        <w:t>➜</w:t>
+      </w:r>
+      <w:r>
+        <w:rPr>
+          <w:b/>
+          <w:bCs/>
+        </w:rPr>
+        <w:t xml:space="preserve"> 真实身份: 骑手王五”。</w:t>
+      </w:r>
+    </w:p>
+    <w:p>
+      <w:pPr>
+        <w:numPr>
+          <w:ilvl w:val="1"/>
+          <w:numId w:val="7"/>
+        </w:numPr>
+        <w:rPr>
+          <w:b/>
+          <w:bCs/>
+        </w:rPr>
+      </w:pPr>
+      <w:r>
+        <w:rPr>
+          <w:b/>
+          <w:bCs/>
+        </w:rPr>
+        <w:t>讲解点：这是全场</w:t>
       </w:r>
       <w:proofErr w:type="gramStart"/>
       <w:r>
-        <w:t>放用户</w:t>
+        <w:rPr>
+          <w:b/>
+          <w:bCs/>
+        </w:rPr>
+        <w:t>最</w:t>
       </w:r>
       <w:proofErr w:type="gramEnd"/>
       <w:r>
-        <w:t>端，演示互相聊天。</w:t>
-      </w:r>
-    </w:p>
-    <w:p>
-      <w:r>
-        <w:rPr>
-          <w:rFonts w:hint="eastAsia"/>
-          <w:b/>
-          <w:bCs/>
-        </w:rPr>
-        <w:t>2.</w:t>
-      </w:r>
-      <w:r>
-        <w:rPr>
-          <w:b/>
-          <w:bCs/>
-        </w:rPr>
-        <w:t>生成存证</w:t>
-      </w:r>
-      <w:r>
-        <w:t>：打开Admin页面，输入该订单号，点“查询”，展示防篡改Hash；接着点击“1.封存日志”，向评委解释底层生成了Merkle Root并存到了区块链或可信服务器。</w:t>
-      </w:r>
-    </w:p>
-    <w:p>
-      <w:r>
-        <w:rPr>
-          <w:rFonts w:hint="eastAsia"/>
-          <w:b/>
-          <w:bCs/>
-        </w:rPr>
-        <w:t>3.</w:t>
-      </w:r>
-      <w:r>
-        <w:rPr>
-          <w:b/>
-          <w:bCs/>
-        </w:rPr>
-        <w:t>恶意篡改</w:t>
-      </w:r>
-      <w:r>
-        <w:t>：向评委展示即使数据库管理员（内鬼）去修改了数据库里的文字，点击“2.验证”时，系统会立刻报警警告: 检测到日志篡改，证明系统的安全性。</w:t>
-      </w:r>
-    </w:p>
-    <w:p>
-      <w:r>
-        <w:rPr>
-          <w:rFonts w:hint="eastAsia"/>
-          <w:b/>
-          <w:bCs/>
-        </w:rPr>
-        <w:t>4.</w:t>
-      </w:r>
-      <w:r>
-        <w:rPr>
-          <w:b/>
-          <w:bCs/>
-        </w:rPr>
-        <w:t>触发溯源</w:t>
-      </w:r>
-      <w:r>
-        <w:t>：骑手骂了人，用户投诉。管理员输入脏话关键字，系统判定日志安全无篡改，且内容属实，成功将PID</w:t>
+        <w:rPr>
+          <w:b/>
+          <w:bCs/>
+        </w:rPr>
+        <w:t>高潮。强调我们的溯源是**“有条件的”**：</w:t>
+      </w:r>
+    </w:p>
+    <w:p>
+      <w:pPr>
+        <w:numPr>
+          <w:ilvl w:val="2"/>
+          <w:numId w:val="7"/>
+        </w:numPr>
+        <w:rPr>
+          <w:b/>
+          <w:bCs/>
+        </w:rPr>
+      </w:pPr>
+      <w:r>
+        <w:rPr>
+          <w:b/>
+          <w:bCs/>
+        </w:rPr>
+        <w:t>条件1：证据</w:t>
       </w:r>
       <w:proofErr w:type="gramStart"/>
       <w:r>
-        <w:t>映射回</w:t>
+        <w:rPr>
+          <w:b/>
+          <w:bCs/>
+        </w:rPr>
+        <w:t>链必须</w:t>
       </w:r>
       <w:proofErr w:type="gramEnd"/>
       <w:r>
-        <w:t>RealUser，体现了“条件溯源”。</w:t>
-      </w:r>
-    </w:p>
-    <w:p/>
-    <w:p/>
-    <w:p>
-      <w:pPr>
-        <w:rPr>
-          <w:rFonts w:hint="eastAsia"/>
-        </w:rPr>
-      </w:pPr>
-    </w:p>
-    <w:p>
-      <w:r>
-        <w:rPr>
-          <w:rFonts w:hint="eastAsia"/>
-        </w:rPr>
-        <w:t>其中，恶意篡改的详细演示步骤：</w:t>
-      </w:r>
-    </w:p>
-    <w:p>
-      <w:pPr>
-        <w:pStyle w:val="a9"/>
-        <w:numPr>
-          <w:ilvl w:val="0"/>
-          <w:numId w:val="2"/>
-        </w:numPr>
-      </w:pPr>
-      <w:r>
-        <w:t xml:space="preserve">下载一个 </w:t>
-      </w:r>
-      <w:r>
-        <w:rPr>
-          <w:b/>
-          <w:bCs/>
-        </w:rPr>
-        <w:t>DB Browser for SQLite</w:t>
-      </w:r>
-      <w:r>
-        <w:t>。</w:t>
-      </w:r>
-    </w:p>
-    <w:p>
-      <w:pPr>
-        <w:pStyle w:val="a9"/>
-        <w:numPr>
-          <w:ilvl w:val="0"/>
-          <w:numId w:val="2"/>
-        </w:numPr>
-      </w:pPr>
-      <w:r>
-        <w:rPr>
-          <w:b/>
-          <w:bCs/>
-        </w:rPr>
-        <w:t>正常通信</w:t>
-      </w:r>
-      <w:r>
-        <w:t>：在用户端发送“外卖到了吗？”，骑手端回复“快到了”。</w:t>
-      </w:r>
-    </w:p>
-    <w:p>
-      <w:pPr>
-        <w:pStyle w:val="a9"/>
-        <w:numPr>
-          <w:ilvl w:val="0"/>
-          <w:numId w:val="2"/>
-        </w:numPr>
-      </w:pPr>
-      <w:r>
-        <w:rPr>
-          <w:b/>
-          <w:bCs/>
-        </w:rPr>
-        <w:t>管理员封存</w:t>
-      </w:r>
-      <w:r>
-        <w:t>：打开管理员端，输入订单号，点击“1. 封存日志”。此时界面显示一个绿色的Merkle Root字符串。告诉评委：“现在系统已对该订单的原始证据进行了数字封印。”</w:t>
-      </w:r>
-    </w:p>
-    <w:p>
-      <w:pPr>
-        <w:pStyle w:val="a9"/>
-        <w:numPr>
-          <w:ilvl w:val="0"/>
-          <w:numId w:val="2"/>
-        </w:numPr>
-      </w:pPr>
-      <w:r>
-        <w:rPr>
-          <w:b/>
-          <w:bCs/>
-        </w:rPr>
-        <w:t>内鬼行凶（关键动作）</w:t>
-      </w:r>
-      <w:r>
-        <w:t>：</w:t>
-      </w:r>
-    </w:p>
-    <w:p>
-      <w:r>
-        <w:t>切换窗口到</w:t>
-      </w:r>
-      <w:r>
-        <w:rPr>
-          <w:b/>
-          <w:bCs/>
-        </w:rPr>
-        <w:t>DB Browser for SQLite</w:t>
-      </w:r>
-      <w:r>
-        <w:t>。</w:t>
-      </w:r>
-    </w:p>
-    <w:p>
-      <w:r>
-        <w:t>打开你们项目目录下的.db文件。</w:t>
-      </w:r>
-    </w:p>
-    <w:p>
-      <w:r>
-        <w:t>在messages表里找到刚才那条“快到了”，手动改成“我把你外卖偷吃了”。</w:t>
-      </w:r>
-    </w:p>
-    <w:p>
-      <w:r>
-        <w:rPr>
-          <w:b/>
-          <w:bCs/>
-        </w:rPr>
-        <w:t>千万记得点击工具栏上的 "Write Changes"</w:t>
-      </w:r>
-      <w:r>
-        <w:t>。</w:t>
-      </w:r>
-    </w:p>
-    <w:p>
-      <w:pPr>
-        <w:pStyle w:val="a9"/>
-        <w:numPr>
-          <w:ilvl w:val="0"/>
-          <w:numId w:val="2"/>
-        </w:numPr>
-      </w:pPr>
-      <w:r>
-        <w:rPr>
-          <w:b/>
-          <w:bCs/>
-        </w:rPr>
-        <w:t>公开处刑</w:t>
-      </w:r>
-      <w:r>
-        <w:t>：回到管理员端网页，点击“2. 验证证据链完整性”。</w:t>
-      </w:r>
-    </w:p>
-    <w:p>
-      <w:pPr>
-        <w:pStyle w:val="a9"/>
-        <w:numPr>
-          <w:ilvl w:val="0"/>
-          <w:numId w:val="2"/>
-        </w:numPr>
-      </w:pPr>
-      <w:r>
-        <w:rPr>
-          <w:b/>
-          <w:bCs/>
-        </w:rPr>
-        <w:t>系统报警</w:t>
-      </w:r>
-      <w:r>
-        <w:t>：此时后端发现重新计算的 Root 变成了 0x9b5.</w:t>
-      </w:r>
-      <w:proofErr w:type="gramStart"/>
-      <w:r>
-        <w:t>..</w:t>
-      </w:r>
-      <w:proofErr w:type="gramEnd"/>
-      <w:r>
-        <w:t>，与之前存的 0x7a2... 不符，前端弹出红色警告。</w:t>
+        <w:rPr>
+          <w:b/>
+          <w:bCs/>
+        </w:rPr>
+        <w:t>完整（未被篡改）。</w:t>
+      </w:r>
+    </w:p>
+    <w:p>
+      <w:pPr>
+        <w:numPr>
+          <w:ilvl w:val="2"/>
+          <w:numId w:val="7"/>
+        </w:numPr>
+        <w:rPr>
+          <w:b/>
+          <w:bCs/>
+        </w:rPr>
+      </w:pPr>
+      <w:r>
+        <w:rPr>
+          <w:b/>
+          <w:bCs/>
+        </w:rPr>
+        <w:t>条件2：必须确实检测到了违规内容。</w:t>
+      </w:r>
+    </w:p>
+    <w:p>
+      <w:pPr>
+        <w:numPr>
+          <w:ilvl w:val="1"/>
+          <w:numId w:val="7"/>
+        </w:numPr>
+        <w:rPr>
+          <w:b/>
+          <w:bCs/>
+        </w:rPr>
+      </w:pPr>
+      <w:r>
+        <w:rPr>
+          <w:b/>
+          <w:bCs/>
+        </w:rPr>
+        <w:t>这样既保护了日常通信的匿名隐私，又在发生纠纷时提供了可信的追责手段。</w:t>
       </w:r>
     </w:p>
     <w:p>
@@ -449,6 +1180,123 @@
     </w:lvl>
   </w:abstractNum>
   <w:abstractNum w:abstractNumId="1" w15:restartNumberingAfterBreak="0">
+    <w:nsid w:val="1F56653C"/>
+    <w:multiLevelType w:val="multilevel"/>
+    <w:tmpl w:val="F61C3A94"/>
+    <w:lvl w:ilvl="0">
+      <w:start w:val="1"/>
+      <w:numFmt w:val="decimal"/>
+      <w:lvlText w:val="%1."/>
+      <w:lvlJc w:val="left"/>
+      <w:pPr>
+        <w:tabs>
+          <w:tab w:val="num" w:pos="720"/>
+        </w:tabs>
+        <w:ind w:left="720" w:hanging="360"/>
+      </w:pPr>
+    </w:lvl>
+    <w:lvl w:ilvl="1">
+      <w:start w:val="1"/>
+      <w:numFmt w:val="bullet"/>
+      <w:lvlText w:val="o"/>
+      <w:lvlJc w:val="left"/>
+      <w:pPr>
+        <w:tabs>
+          <w:tab w:val="num" w:pos="1440"/>
+        </w:tabs>
+        <w:ind w:left="1440" w:hanging="360"/>
+      </w:pPr>
+      <w:rPr>
+        <w:rFonts w:ascii="Courier New" w:hAnsi="Courier New" w:hint="default"/>
+        <w:sz w:val="20"/>
+      </w:rPr>
+    </w:lvl>
+    <w:lvl w:ilvl="2" w:tentative="1">
+      <w:start w:val="1"/>
+      <w:numFmt w:val="decimal"/>
+      <w:lvlText w:val="%3."/>
+      <w:lvlJc w:val="left"/>
+      <w:pPr>
+        <w:tabs>
+          <w:tab w:val="num" w:pos="2160"/>
+        </w:tabs>
+        <w:ind w:left="2160" w:hanging="360"/>
+      </w:pPr>
+    </w:lvl>
+    <w:lvl w:ilvl="3" w:tentative="1">
+      <w:start w:val="1"/>
+      <w:numFmt w:val="decimal"/>
+      <w:lvlText w:val="%4."/>
+      <w:lvlJc w:val="left"/>
+      <w:pPr>
+        <w:tabs>
+          <w:tab w:val="num" w:pos="2880"/>
+        </w:tabs>
+        <w:ind w:left="2880" w:hanging="360"/>
+      </w:pPr>
+    </w:lvl>
+    <w:lvl w:ilvl="4" w:tentative="1">
+      <w:start w:val="1"/>
+      <w:numFmt w:val="decimal"/>
+      <w:lvlText w:val="%5."/>
+      <w:lvlJc w:val="left"/>
+      <w:pPr>
+        <w:tabs>
+          <w:tab w:val="num" w:pos="3600"/>
+        </w:tabs>
+        <w:ind w:left="3600" w:hanging="360"/>
+      </w:pPr>
+    </w:lvl>
+    <w:lvl w:ilvl="5" w:tentative="1">
+      <w:start w:val="1"/>
+      <w:numFmt w:val="decimal"/>
+      <w:lvlText w:val="%6."/>
+      <w:lvlJc w:val="left"/>
+      <w:pPr>
+        <w:tabs>
+          <w:tab w:val="num" w:pos="4320"/>
+        </w:tabs>
+        <w:ind w:left="4320" w:hanging="360"/>
+      </w:pPr>
+    </w:lvl>
+    <w:lvl w:ilvl="6" w:tentative="1">
+      <w:start w:val="1"/>
+      <w:numFmt w:val="decimal"/>
+      <w:lvlText w:val="%7."/>
+      <w:lvlJc w:val="left"/>
+      <w:pPr>
+        <w:tabs>
+          <w:tab w:val="num" w:pos="5040"/>
+        </w:tabs>
+        <w:ind w:left="5040" w:hanging="360"/>
+      </w:pPr>
+    </w:lvl>
+    <w:lvl w:ilvl="7" w:tentative="1">
+      <w:start w:val="1"/>
+      <w:numFmt w:val="decimal"/>
+      <w:lvlText w:val="%8."/>
+      <w:lvlJc w:val="left"/>
+      <w:pPr>
+        <w:tabs>
+          <w:tab w:val="num" w:pos="5760"/>
+        </w:tabs>
+        <w:ind w:left="5760" w:hanging="360"/>
+      </w:pPr>
+    </w:lvl>
+    <w:lvl w:ilvl="8" w:tentative="1">
+      <w:start w:val="1"/>
+      <w:numFmt w:val="decimal"/>
+      <w:lvlText w:val="%9."/>
+      <w:lvlJc w:val="left"/>
+      <w:pPr>
+        <w:tabs>
+          <w:tab w:val="num" w:pos="6480"/>
+        </w:tabs>
+        <w:ind w:left="6480" w:hanging="360"/>
+      </w:pPr>
+    </w:lvl>
+  </w:abstractNum>
+  <w:abstractNum w:abstractNumId="2" w15:restartNumberingAfterBreak="0">
     <w:nsid w:val="274368A9"/>
     <w:multiLevelType w:val="multilevel"/>
     <w:tmpl w:val="ACE68E76"/>
@@ -565,11 +1413,494 @@
       </w:pPr>
     </w:lvl>
   </w:abstractNum>
+  <w:abstractNum w:abstractNumId="3" w15:restartNumberingAfterBreak="0">
+    <w:nsid w:val="2CB97DE3"/>
+    <w:multiLevelType w:val="multilevel"/>
+    <w:tmpl w:val="8452A722"/>
+    <w:lvl w:ilvl="0">
+      <w:start w:val="1"/>
+      <w:numFmt w:val="decimal"/>
+      <w:lvlText w:val="%1."/>
+      <w:lvlJc w:val="left"/>
+      <w:pPr>
+        <w:tabs>
+          <w:tab w:val="num" w:pos="720"/>
+        </w:tabs>
+        <w:ind w:left="720" w:hanging="360"/>
+      </w:pPr>
+    </w:lvl>
+    <w:lvl w:ilvl="1" w:tentative="1">
+      <w:start w:val="1"/>
+      <w:numFmt w:val="decimal"/>
+      <w:lvlText w:val="%2."/>
+      <w:lvlJc w:val="left"/>
+      <w:pPr>
+        <w:tabs>
+          <w:tab w:val="num" w:pos="1440"/>
+        </w:tabs>
+        <w:ind w:left="1440" w:hanging="360"/>
+      </w:pPr>
+    </w:lvl>
+    <w:lvl w:ilvl="2" w:tentative="1">
+      <w:start w:val="1"/>
+      <w:numFmt w:val="decimal"/>
+      <w:lvlText w:val="%3."/>
+      <w:lvlJc w:val="left"/>
+      <w:pPr>
+        <w:tabs>
+          <w:tab w:val="num" w:pos="2160"/>
+        </w:tabs>
+        <w:ind w:left="2160" w:hanging="360"/>
+      </w:pPr>
+    </w:lvl>
+    <w:lvl w:ilvl="3" w:tentative="1">
+      <w:start w:val="1"/>
+      <w:numFmt w:val="decimal"/>
+      <w:lvlText w:val="%4."/>
+      <w:lvlJc w:val="left"/>
+      <w:pPr>
+        <w:tabs>
+          <w:tab w:val="num" w:pos="2880"/>
+        </w:tabs>
+        <w:ind w:left="2880" w:hanging="360"/>
+      </w:pPr>
+    </w:lvl>
+    <w:lvl w:ilvl="4" w:tentative="1">
+      <w:start w:val="1"/>
+      <w:numFmt w:val="decimal"/>
+      <w:lvlText w:val="%5."/>
+      <w:lvlJc w:val="left"/>
+      <w:pPr>
+        <w:tabs>
+          <w:tab w:val="num" w:pos="3600"/>
+        </w:tabs>
+        <w:ind w:left="3600" w:hanging="360"/>
+      </w:pPr>
+    </w:lvl>
+    <w:lvl w:ilvl="5" w:tentative="1">
+      <w:start w:val="1"/>
+      <w:numFmt w:val="decimal"/>
+      <w:lvlText w:val="%6."/>
+      <w:lvlJc w:val="left"/>
+      <w:pPr>
+        <w:tabs>
+          <w:tab w:val="num" w:pos="4320"/>
+        </w:tabs>
+        <w:ind w:left="4320" w:hanging="360"/>
+      </w:pPr>
+    </w:lvl>
+    <w:lvl w:ilvl="6" w:tentative="1">
+      <w:start w:val="1"/>
+      <w:numFmt w:val="decimal"/>
+      <w:lvlText w:val="%7."/>
+      <w:lvlJc w:val="left"/>
+      <w:pPr>
+        <w:tabs>
+          <w:tab w:val="num" w:pos="5040"/>
+        </w:tabs>
+        <w:ind w:left="5040" w:hanging="360"/>
+      </w:pPr>
+    </w:lvl>
+    <w:lvl w:ilvl="7" w:tentative="1">
+      <w:start w:val="1"/>
+      <w:numFmt w:val="decimal"/>
+      <w:lvlText w:val="%8."/>
+      <w:lvlJc w:val="left"/>
+      <w:pPr>
+        <w:tabs>
+          <w:tab w:val="num" w:pos="5760"/>
+        </w:tabs>
+        <w:ind w:left="5760" w:hanging="360"/>
+      </w:pPr>
+    </w:lvl>
+    <w:lvl w:ilvl="8" w:tentative="1">
+      <w:start w:val="1"/>
+      <w:numFmt w:val="decimal"/>
+      <w:lvlText w:val="%9."/>
+      <w:lvlJc w:val="left"/>
+      <w:pPr>
+        <w:tabs>
+          <w:tab w:val="num" w:pos="6480"/>
+        </w:tabs>
+        <w:ind w:left="6480" w:hanging="360"/>
+      </w:pPr>
+    </w:lvl>
+  </w:abstractNum>
+  <w:abstractNum w:abstractNumId="4" w15:restartNumberingAfterBreak="0">
+    <w:nsid w:val="35BA5E3F"/>
+    <w:multiLevelType w:val="multilevel"/>
+    <w:tmpl w:val="BF407064"/>
+    <w:lvl w:ilvl="0">
+      <w:start w:val="1"/>
+      <w:numFmt w:val="decimal"/>
+      <w:lvlText w:val="%1."/>
+      <w:lvlJc w:val="left"/>
+      <w:pPr>
+        <w:tabs>
+          <w:tab w:val="num" w:pos="720"/>
+        </w:tabs>
+        <w:ind w:left="720" w:hanging="360"/>
+      </w:pPr>
+    </w:lvl>
+    <w:lvl w:ilvl="1">
+      <w:start w:val="1"/>
+      <w:numFmt w:val="bullet"/>
+      <w:lvlText w:val="o"/>
+      <w:lvlJc w:val="left"/>
+      <w:pPr>
+        <w:tabs>
+          <w:tab w:val="num" w:pos="1440"/>
+        </w:tabs>
+        <w:ind w:left="1440" w:hanging="360"/>
+      </w:pPr>
+      <w:rPr>
+        <w:rFonts w:ascii="Courier New" w:hAnsi="Courier New" w:hint="default"/>
+        <w:sz w:val="20"/>
+      </w:rPr>
+    </w:lvl>
+    <w:lvl w:ilvl="2" w:tentative="1">
+      <w:start w:val="1"/>
+      <w:numFmt w:val="decimal"/>
+      <w:lvlText w:val="%3."/>
+      <w:lvlJc w:val="left"/>
+      <w:pPr>
+        <w:tabs>
+          <w:tab w:val="num" w:pos="2160"/>
+        </w:tabs>
+        <w:ind w:left="2160" w:hanging="360"/>
+      </w:pPr>
+    </w:lvl>
+    <w:lvl w:ilvl="3" w:tentative="1">
+      <w:start w:val="1"/>
+      <w:numFmt w:val="decimal"/>
+      <w:lvlText w:val="%4."/>
+      <w:lvlJc w:val="left"/>
+      <w:pPr>
+        <w:tabs>
+          <w:tab w:val="num" w:pos="2880"/>
+        </w:tabs>
+        <w:ind w:left="2880" w:hanging="360"/>
+      </w:pPr>
+    </w:lvl>
+    <w:lvl w:ilvl="4" w:tentative="1">
+      <w:start w:val="1"/>
+      <w:numFmt w:val="decimal"/>
+      <w:lvlText w:val="%5."/>
+      <w:lvlJc w:val="left"/>
+      <w:pPr>
+        <w:tabs>
+          <w:tab w:val="num" w:pos="3600"/>
+        </w:tabs>
+        <w:ind w:left="3600" w:hanging="360"/>
+      </w:pPr>
+    </w:lvl>
+    <w:lvl w:ilvl="5" w:tentative="1">
+      <w:start w:val="1"/>
+      <w:numFmt w:val="decimal"/>
+      <w:lvlText w:val="%6."/>
+      <w:lvlJc w:val="left"/>
+      <w:pPr>
+        <w:tabs>
+          <w:tab w:val="num" w:pos="4320"/>
+        </w:tabs>
+        <w:ind w:left="4320" w:hanging="360"/>
+      </w:pPr>
+    </w:lvl>
+    <w:lvl w:ilvl="6" w:tentative="1">
+      <w:start w:val="1"/>
+      <w:numFmt w:val="decimal"/>
+      <w:lvlText w:val="%7."/>
+      <w:lvlJc w:val="left"/>
+      <w:pPr>
+        <w:tabs>
+          <w:tab w:val="num" w:pos="5040"/>
+        </w:tabs>
+        <w:ind w:left="5040" w:hanging="360"/>
+      </w:pPr>
+    </w:lvl>
+    <w:lvl w:ilvl="7" w:tentative="1">
+      <w:start w:val="1"/>
+      <w:numFmt w:val="decimal"/>
+      <w:lvlText w:val="%8."/>
+      <w:lvlJc w:val="left"/>
+      <w:pPr>
+        <w:tabs>
+          <w:tab w:val="num" w:pos="5760"/>
+        </w:tabs>
+        <w:ind w:left="5760" w:hanging="360"/>
+      </w:pPr>
+    </w:lvl>
+    <w:lvl w:ilvl="8" w:tentative="1">
+      <w:start w:val="1"/>
+      <w:numFmt w:val="decimal"/>
+      <w:lvlText w:val="%9."/>
+      <w:lvlJc w:val="left"/>
+      <w:pPr>
+        <w:tabs>
+          <w:tab w:val="num" w:pos="6480"/>
+        </w:tabs>
+        <w:ind w:left="6480" w:hanging="360"/>
+      </w:pPr>
+    </w:lvl>
+  </w:abstractNum>
+  <w:abstractNum w:abstractNumId="5" w15:restartNumberingAfterBreak="0">
+    <w:nsid w:val="3BC52F1B"/>
+    <w:multiLevelType w:val="multilevel"/>
+    <w:tmpl w:val="C03AFEE4"/>
+    <w:lvl w:ilvl="0">
+      <w:start w:val="1"/>
+      <w:numFmt w:val="decimal"/>
+      <w:lvlText w:val="%1."/>
+      <w:lvlJc w:val="left"/>
+      <w:pPr>
+        <w:tabs>
+          <w:tab w:val="num" w:pos="720"/>
+        </w:tabs>
+        <w:ind w:left="720" w:hanging="360"/>
+      </w:pPr>
+    </w:lvl>
+    <w:lvl w:ilvl="1">
+      <w:start w:val="1"/>
+      <w:numFmt w:val="bullet"/>
+      <w:lvlText w:val="o"/>
+      <w:lvlJc w:val="left"/>
+      <w:pPr>
+        <w:tabs>
+          <w:tab w:val="num" w:pos="1440"/>
+        </w:tabs>
+        <w:ind w:left="1440" w:hanging="360"/>
+      </w:pPr>
+      <w:rPr>
+        <w:rFonts w:ascii="Courier New" w:hAnsi="Courier New" w:hint="default"/>
+        <w:sz w:val="20"/>
+      </w:rPr>
+    </w:lvl>
+    <w:lvl w:ilvl="2" w:tentative="1">
+      <w:start w:val="1"/>
+      <w:numFmt w:val="decimal"/>
+      <w:lvlText w:val="%3."/>
+      <w:lvlJc w:val="left"/>
+      <w:pPr>
+        <w:tabs>
+          <w:tab w:val="num" w:pos="2160"/>
+        </w:tabs>
+        <w:ind w:left="2160" w:hanging="360"/>
+      </w:pPr>
+    </w:lvl>
+    <w:lvl w:ilvl="3" w:tentative="1">
+      <w:start w:val="1"/>
+      <w:numFmt w:val="decimal"/>
+      <w:lvlText w:val="%4."/>
+      <w:lvlJc w:val="left"/>
+      <w:pPr>
+        <w:tabs>
+          <w:tab w:val="num" w:pos="2880"/>
+        </w:tabs>
+        <w:ind w:left="2880" w:hanging="360"/>
+      </w:pPr>
+    </w:lvl>
+    <w:lvl w:ilvl="4" w:tentative="1">
+      <w:start w:val="1"/>
+      <w:numFmt w:val="decimal"/>
+      <w:lvlText w:val="%5."/>
+      <w:lvlJc w:val="left"/>
+      <w:pPr>
+        <w:tabs>
+          <w:tab w:val="num" w:pos="3600"/>
+        </w:tabs>
+        <w:ind w:left="3600" w:hanging="360"/>
+      </w:pPr>
+    </w:lvl>
+    <w:lvl w:ilvl="5" w:tentative="1">
+      <w:start w:val="1"/>
+      <w:numFmt w:val="decimal"/>
+      <w:lvlText w:val="%6."/>
+      <w:lvlJc w:val="left"/>
+      <w:pPr>
+        <w:tabs>
+          <w:tab w:val="num" w:pos="4320"/>
+        </w:tabs>
+        <w:ind w:left="4320" w:hanging="360"/>
+      </w:pPr>
+    </w:lvl>
+    <w:lvl w:ilvl="6" w:tentative="1">
+      <w:start w:val="1"/>
+      <w:numFmt w:val="decimal"/>
+      <w:lvlText w:val="%7."/>
+      <w:lvlJc w:val="left"/>
+      <w:pPr>
+        <w:tabs>
+          <w:tab w:val="num" w:pos="5040"/>
+        </w:tabs>
+        <w:ind w:left="5040" w:hanging="360"/>
+      </w:pPr>
+    </w:lvl>
+    <w:lvl w:ilvl="7" w:tentative="1">
+      <w:start w:val="1"/>
+      <w:numFmt w:val="decimal"/>
+      <w:lvlText w:val="%8."/>
+      <w:lvlJc w:val="left"/>
+      <w:pPr>
+        <w:tabs>
+          <w:tab w:val="num" w:pos="5760"/>
+        </w:tabs>
+        <w:ind w:left="5760" w:hanging="360"/>
+      </w:pPr>
+    </w:lvl>
+    <w:lvl w:ilvl="8" w:tentative="1">
+      <w:start w:val="1"/>
+      <w:numFmt w:val="decimal"/>
+      <w:lvlText w:val="%9."/>
+      <w:lvlJc w:val="left"/>
+      <w:pPr>
+        <w:tabs>
+          <w:tab w:val="num" w:pos="6480"/>
+        </w:tabs>
+        <w:ind w:left="6480" w:hanging="360"/>
+      </w:pPr>
+    </w:lvl>
+  </w:abstractNum>
+  <w:abstractNum w:abstractNumId="6" w15:restartNumberingAfterBreak="0">
+    <w:nsid w:val="44442EED"/>
+    <w:multiLevelType w:val="multilevel"/>
+    <w:tmpl w:val="03F07276"/>
+    <w:lvl w:ilvl="0">
+      <w:start w:val="1"/>
+      <w:numFmt w:val="decimal"/>
+      <w:lvlText w:val="%1."/>
+      <w:lvlJc w:val="left"/>
+      <w:pPr>
+        <w:tabs>
+          <w:tab w:val="num" w:pos="720"/>
+        </w:tabs>
+        <w:ind w:left="720" w:hanging="360"/>
+      </w:pPr>
+    </w:lvl>
+    <w:lvl w:ilvl="1">
+      <w:start w:val="1"/>
+      <w:numFmt w:val="bullet"/>
+      <w:lvlText w:val="o"/>
+      <w:lvlJc w:val="left"/>
+      <w:pPr>
+        <w:tabs>
+          <w:tab w:val="num" w:pos="1440"/>
+        </w:tabs>
+        <w:ind w:left="1440" w:hanging="360"/>
+      </w:pPr>
+      <w:rPr>
+        <w:rFonts w:ascii="Courier New" w:hAnsi="Courier New" w:hint="default"/>
+        <w:sz w:val="20"/>
+      </w:rPr>
+    </w:lvl>
+    <w:lvl w:ilvl="2">
+      <w:start w:val="1"/>
+      <w:numFmt w:val="bullet"/>
+      <w:lvlText w:val=""/>
+      <w:lvlJc w:val="left"/>
+      <w:pPr>
+        <w:tabs>
+          <w:tab w:val="num" w:pos="2160"/>
+        </w:tabs>
+        <w:ind w:left="2160" w:hanging="360"/>
+      </w:pPr>
+      <w:rPr>
+        <w:rFonts w:ascii="Wingdings" w:hAnsi="Wingdings" w:hint="default"/>
+        <w:sz w:val="20"/>
+      </w:rPr>
+    </w:lvl>
+    <w:lvl w:ilvl="3" w:tentative="1">
+      <w:start w:val="1"/>
+      <w:numFmt w:val="decimal"/>
+      <w:lvlText w:val="%4."/>
+      <w:lvlJc w:val="left"/>
+      <w:pPr>
+        <w:tabs>
+          <w:tab w:val="num" w:pos="2880"/>
+        </w:tabs>
+        <w:ind w:left="2880" w:hanging="360"/>
+      </w:pPr>
+    </w:lvl>
+    <w:lvl w:ilvl="4" w:tentative="1">
+      <w:start w:val="1"/>
+      <w:numFmt w:val="decimal"/>
+      <w:lvlText w:val="%5."/>
+      <w:lvlJc w:val="left"/>
+      <w:pPr>
+        <w:tabs>
+          <w:tab w:val="num" w:pos="3600"/>
+        </w:tabs>
+        <w:ind w:left="3600" w:hanging="360"/>
+      </w:pPr>
+    </w:lvl>
+    <w:lvl w:ilvl="5" w:tentative="1">
+      <w:start w:val="1"/>
+      <w:numFmt w:val="decimal"/>
+      <w:lvlText w:val="%6."/>
+      <w:lvlJc w:val="left"/>
+      <w:pPr>
+        <w:tabs>
+          <w:tab w:val="num" w:pos="4320"/>
+        </w:tabs>
+        <w:ind w:left="4320" w:hanging="360"/>
+      </w:pPr>
+    </w:lvl>
+    <w:lvl w:ilvl="6" w:tentative="1">
+      <w:start w:val="1"/>
+      <w:numFmt w:val="decimal"/>
+      <w:lvlText w:val="%7."/>
+      <w:lvlJc w:val="left"/>
+      <w:pPr>
+        <w:tabs>
+          <w:tab w:val="num" w:pos="5040"/>
+        </w:tabs>
+        <w:ind w:left="5040" w:hanging="360"/>
+      </w:pPr>
+    </w:lvl>
+    <w:lvl w:ilvl="7" w:tentative="1">
+      <w:start w:val="1"/>
+      <w:numFmt w:val="decimal"/>
+      <w:lvlText w:val="%8."/>
+      <w:lvlJc w:val="left"/>
+      <w:pPr>
+        <w:tabs>
+          <w:tab w:val="num" w:pos="5760"/>
+        </w:tabs>
+        <w:ind w:left="5760" w:hanging="360"/>
+      </w:pPr>
+    </w:lvl>
+    <w:lvl w:ilvl="8" w:tentative="1">
+      <w:start w:val="1"/>
+      <w:numFmt w:val="decimal"/>
+      <w:lvlText w:val="%9."/>
+      <w:lvlJc w:val="left"/>
+      <w:pPr>
+        <w:tabs>
+          <w:tab w:val="num" w:pos="6480"/>
+        </w:tabs>
+        <w:ind w:left="6480" w:hanging="360"/>
+      </w:pPr>
+    </w:lvl>
+  </w:abstractNum>
   <w:num w:numId="1" w16cid:durableId="1443693805">
-    <w:abstractNumId w:val="1"/>
+    <w:abstractNumId w:val="2"/>
   </w:num>
   <w:num w:numId="2" w16cid:durableId="697514258">
     <w:abstractNumId w:val="0"/>
+  </w:num>
+  <w:num w:numId="3" w16cid:durableId="957251576">
+    <w:abstractNumId w:val="3"/>
+  </w:num>
+  <w:num w:numId="4" w16cid:durableId="1155103536">
+    <w:abstractNumId w:val="1"/>
+  </w:num>
+  <w:num w:numId="5" w16cid:durableId="431516526">
+    <w:abstractNumId w:val="4"/>
+  </w:num>
+  <w:num w:numId="6" w16cid:durableId="2103258486">
+    <w:abstractNumId w:val="5"/>
+  </w:num>
+  <w:num w:numId="7" w16cid:durableId="1147622332">
+    <w:abstractNumId w:val="6"/>
   </w:num>
 </w:numbering>
 </file>
